--- a/documents/live_market_test_2026-09-30/watch_144f634197369fea66_technical_supervisor_tailored_cv.docx
+++ b/documents/live_market_test_2026-09-30/watch_144f634197369fea66_technical_supervisor_tailored_cv.docx
@@ -103,15 +103,6 @@
           </w:p>
           <w:p>
             <w:pPr>
-              <w:pStyle w:val="JFBody"/>
-              <w:ind w:left="202" w:hanging="144"/>
-            </w:pPr>
-            <w:r>
-              <w:t>• SAM inpatient care</w:t>
-            </w:r>
-          </w:p>
-          <w:p>
-            <w:pPr>
               <w:pStyle w:val="JFSection"/>
             </w:pPr>
             <w:r>
@@ -180,6 +171,88 @@
               <w:pStyle w:val="JFLabel"/>
             </w:pPr>
             <w:r>
+              <w:t>2020-10 – 2020-12</w:t>
+            </w:r>
+          </w:p>
+          <w:p>
+            <w:pPr>
+              <w:pStyle w:val="JFMeta"/>
+            </w:pPr>
+            <w:r>
+              <w:t>Daikundi Provincial Public Health Directorate</w:t>
+            </w:r>
+          </w:p>
+          <w:p>
+            <w:pPr>
+              <w:pStyle w:val="JFRole"/>
+            </w:pPr>
+            <w:r>
+              <w:t>Medical Doctor / COVID-19 Rapid Response Team Leader</w:t>
+            </w:r>
+          </w:p>
+          <w:p>
+            <w:pPr>
+              <w:pStyle w:val="JFMeta"/>
+            </w:pPr>
+            <w:r>
+              <w:t>Daikundi, Afghanistan</w:t>
+            </w:r>
+          </w:p>
+          <w:p>
+            <w:pPr>
+              <w:pStyle w:val="JFBody"/>
+              <w:ind w:left="202" w:hanging="144"/>
+            </w:pPr>
+            <w:r>
+              <w:t>• Coordinated with Ministry of Public Health representatives, provincial health authorities, and partner organizations.</w:t>
+            </w:r>
+          </w:p>
+          <w:p>
+            <w:pPr>
+              <w:pStyle w:val="JFLabel"/>
+            </w:pPr>
+            <w:r>
+              <w:t>2022-02 – 2022-12</w:t>
+            </w:r>
+          </w:p>
+          <w:p>
+            <w:pPr>
+              <w:pStyle w:val="JFMeta"/>
+            </w:pPr>
+            <w:r>
+              <w:t>Action Against Hunger (ACF-International)</w:t>
+            </w:r>
+          </w:p>
+          <w:p>
+            <w:pPr>
+              <w:pStyle w:val="JFRole"/>
+            </w:pPr>
+            <w:r>
+              <w:t>Health and Nutrition Supervisor</w:t>
+            </w:r>
+          </w:p>
+          <w:p>
+            <w:pPr>
+              <w:pStyle w:val="JFMeta"/>
+            </w:pPr>
+            <w:r>
+              <w:t>Gizab &amp; Sang-e-Takht, Daikundi</w:t>
+            </w:r>
+          </w:p>
+          <w:p>
+            <w:pPr>
+              <w:pStyle w:val="JFBody"/>
+              <w:ind w:left="202" w:hanging="144"/>
+            </w:pPr>
+            <w:r>
+              <w:t>• Supervised mobile health and nutrition teams delivering community-based BPHS/EPHS-related services.</w:t>
+            </w:r>
+          </w:p>
+          <w:p>
+            <w:pPr>
+              <w:pStyle w:val="JFLabel"/>
+            </w:pPr>
+            <w:r>
               <w:t>2023-05 – 2025-07</w:t>
             </w:r>
           </w:p>
@@ -223,88 +296,6 @@
             </w:pPr>
             <w:r>
               <w:t>• Maintained accurate HMIS records and served as Safeguarding Focal Point supporting PSEA and child protection.</w:t>
-            </w:r>
-          </w:p>
-          <w:p>
-            <w:pPr>
-              <w:pStyle w:val="JFLabel"/>
-            </w:pPr>
-            <w:r>
-              <w:t>2020-10 – 2020-12</w:t>
-            </w:r>
-          </w:p>
-          <w:p>
-            <w:pPr>
-              <w:pStyle w:val="JFMeta"/>
-            </w:pPr>
-            <w:r>
-              <w:t>Daikundi Provincial Public Health Directorate</w:t>
-            </w:r>
-          </w:p>
-          <w:p>
-            <w:pPr>
-              <w:pStyle w:val="JFRole"/>
-            </w:pPr>
-            <w:r>
-              <w:t>Medical Doctor / COVID-19 Rapid Response Team Leader</w:t>
-            </w:r>
-          </w:p>
-          <w:p>
-            <w:pPr>
-              <w:pStyle w:val="JFMeta"/>
-            </w:pPr>
-            <w:r>
-              <w:t>Daikundi, Afghanistan</w:t>
-            </w:r>
-          </w:p>
-          <w:p>
-            <w:pPr>
-              <w:pStyle w:val="JFBody"/>
-              <w:ind w:left="202" w:hanging="144"/>
-            </w:pPr>
-            <w:r>
-              <w:t>• Coordinated with Ministry of Public Health representatives, provincial health authorities, and partner organizations.</w:t>
-            </w:r>
-          </w:p>
-          <w:p>
-            <w:pPr>
-              <w:pStyle w:val="JFLabel"/>
-            </w:pPr>
-            <w:r>
-              <w:t>2020-12 – 2021-08</w:t>
-            </w:r>
-          </w:p>
-          <w:p>
-            <w:pPr>
-              <w:pStyle w:val="JFMeta"/>
-            </w:pPr>
-            <w:r>
-              <w:t>Daikundi Governor's Office</w:t>
-            </w:r>
-          </w:p>
-          <w:p>
-            <w:pPr>
-              <w:pStyle w:val="JFRole"/>
-            </w:pPr>
-            <w:r>
-              <w:t>Public Relations &amp; Communications Advisor</w:t>
-            </w:r>
-          </w:p>
-          <w:p>
-            <w:pPr>
-              <w:pStyle w:val="JFMeta"/>
-            </w:pPr>
-            <w:r>
-              <w:t>Daikundi, Afghanistan</w:t>
-            </w:r>
-          </w:p>
-          <w:p>
-            <w:pPr>
-              <w:pStyle w:val="JFBody"/>
-              <w:ind w:left="202" w:hanging="144"/>
-            </w:pPr>
-            <w:r>
-              <w:t>• Supported communication and coordination between provincial government departments, NGOs, communities, and development partners.</w:t>
             </w:r>
           </w:p>
           <w:p>
@@ -470,7 +461,7 @@
               <w:pStyle w:val="JFLabel"/>
             </w:pPr>
             <w:r>
-              <w:t>2022-02 – 2022-12</w:t>
+              <w:t>2020-12 – 2021-08</w:t>
             </w:r>
           </w:p>
           <w:p>
@@ -478,7 +469,7 @@
               <w:pStyle w:val="JFMeta"/>
             </w:pPr>
             <w:r>
-              <w:t>Action Against Hunger (ACF-International)</w:t>
+              <w:t>Daikundi Governor's Office</w:t>
             </w:r>
           </w:p>
           <w:p>
@@ -486,7 +477,7 @@
               <w:pStyle w:val="JFRole"/>
             </w:pPr>
             <w:r>
-              <w:t>Health and Nutrition Supervisor</w:t>
+              <w:t>Public Relations &amp; Communications Advisor</w:t>
             </w:r>
           </w:p>
           <w:p>
@@ -494,7 +485,7 @@
               <w:pStyle w:val="JFMeta"/>
             </w:pPr>
             <w:r>
-              <w:t>Gizab &amp; Sang-e-Takht, Daikundi</w:t>
+              <w:t>Daikundi, Afghanistan</w:t>
             </w:r>
           </w:p>
           <w:p>
@@ -503,7 +494,7 @@
               <w:ind w:left="202" w:hanging="144"/>
             </w:pPr>
             <w:r>
-              <w:t>• Supervised mobile health and nutrition teams delivering community-based BPHS/EPHS-related services.</w:t>
+              <w:t>• Supported communication and coordination between provincial government departments, NGOs, communities, and development partners.</w:t>
             </w:r>
           </w:p>
           <w:p>
